--- a/!Готовые работы/11.docx
+++ b/!Готовые работы/11.docx
@@ -1,168 +1,1540 @@
 
 <file path=word/document.xml><?xml version="1.0" encoding="utf-8"?>
-<w:document xmlns:wpc="http://schemas.microsoft.com/office/word/2010/wordprocessingCanvas" xmlns:cx="http://schemas.microsoft.com/office/drawing/2014/chartex" xmlns:cx1="http://schemas.microsoft.com/office/drawing/2015/9/8/chartex" xmlns:cx2="http://schemas.microsoft.com/office/drawing/2015/10/21/chartex" xmlns:cx3="http://schemas.microsoft.com/office/drawing/2016/5/9/chartex" xmlns:cx4="http://schemas.microsoft.com/office/drawing/2016/5/10/chartex" xmlns:cx5="http://schemas.microsoft.com/office/drawing/2016/5/11/chartex" xmlns:cx6="http://schemas.microsoft.com/office/drawing/2016/5/12/chartex" xmlns:cx7="http://schemas.microsoft.com/office/drawing/2016/5/13/chartex" xmlns:cx8="http://schemas.microsoft.com/office/drawing/2016/5/14/chartex" xmlns:mc="http://schemas.openxmlformats.org/markup-compatibility/2006" xmlns:aink="http://schemas.microsoft.com/office/drawing/2016/ink" xmlns:am3d="http://schemas.microsoft.com/office/drawing/2017/model3d" xmlns:o="urn:schemas-microsoft-com:office:office" xmlns:oel="http://schemas.microsoft.com/office/2019/extlst" xmlns:r="http://schemas.openxmlformats.org/officeDocument/2006/relationships" xmlns:m="http://schemas.openxmlformats.org/officeDocument/2006/math" xmlns:v="urn:schemas-microsoft-com:vml" xmlns:wp14="http://schemas.microsoft.com/office/word/2010/wordprocessingDrawing" xmlns:wp="http://schemas.openxmlformats.org/drawingml/2006/wordprocessingDrawing" xmlns:w10="urn:schemas-microsoft-com:office:word" xmlns:w="http://schemas.openxmlformats.org/wordprocessingml/2006/main" xmlns:w14="http://schemas.microsoft.com/office/word/2010/wordml" xmlns:w15="http://schemas.microsoft.com/office/word/2012/wordml" xmlns:w16cex="http://schemas.microsoft.com/office/word/2018/wordml/cex" xmlns:w16cid="http://schemas.microsoft.com/office/word/2016/wordml/cid" xmlns:w16="http://schemas.microsoft.com/office/word/2018/wordml" xmlns:w16du="http://schemas.microsoft.com/office/word/2023/wordml/word16du" xmlns:w16sdtdh="http://schemas.microsoft.com/office/word/2020/wordml/sdtdatahash" xmlns:w16sdtfl="http://schemas.microsoft.com/office/word/2024/wordml/sdtformatlock" xmlns:w16se="http://schemas.microsoft.com/office/word/2015/wordml/symex" xmlns:wpg="http://schemas.microsoft.com/office/word/2010/wordprocessingGroup" xmlns:wpi="http://schemas.microsoft.com/office/word/2010/wordprocessingInk" xmlns:wne="http://schemas.microsoft.com/office/word/2006/wordml" xmlns:wps="http://schemas.microsoft.com/office/word/2010/wordprocessingShape" mc:Ignorable="w14 w15 w16se w16cid w16 w16cex w16sdtdh w16sdtfl w16du wp14">
+<w:document xmlns:wpc="http://schemas.microsoft.com/office/word/2010/wordprocessingCanvas" xmlns:cx="http://schemas.microsoft.com/office/drawing/2014/chartex" xmlns:cx1="http://schemas.microsoft.com/office/drawing/2015/9/8/chartex" xmlns:cx2="http://schemas.microsoft.com/office/drawing/2015/10/21/chartex" xmlns:cx3="http://schemas.microsoft.com/office/drawing/2016/5/9/chartex" xmlns:cx4="http://schemas.microsoft.com/office/drawing/2016/5/10/chartex" xmlns:cx5="http://schemas.microsoft.com/office/drawing/2016/5/11/chartex" xmlns:cx6="http://schemas.microsoft.com/office/drawing/2016/5/12/chartex" xmlns:cx7="http://schemas.microsoft.com/office/drawing/2016/5/13/chartex" xmlns:cx8="http://schemas.microsoft.com/office/drawing/2016/5/14/chartex" xmlns:mc="http://schemas.openxmlformats.org/markup-compatibility/2006" xmlns:aink="http://schemas.microsoft.com/office/drawing/2016/ink" xmlns:am3d="http://schemas.microsoft.com/office/drawing/2017/model3d" xmlns:o="urn:schemas-microsoft-com:office:office" xmlns:oel="http://schemas.microsoft.com/office/2019/extlst" xmlns:r="http://schemas.openxmlformats.org/officeDocument/2006/relationships" xmlns:m="http://schemas.openxmlformats.org/officeDocument/2006/math" xmlns:v="urn:schemas-microsoft-com:vml" xmlns:wp14="http://schemas.microsoft.com/office/word/2010/wordprocessingDrawing" xmlns:wp="http://schemas.openxmlformats.org/drawingml/2006/wordprocessingDrawing" xmlns:w10="urn:schemas-microsoft-com:office:word" xmlns:w="http://schemas.openxmlformats.org/wordprocessingml/2006/main" xmlns:w14="http://schemas.microsoft.com/office/word/2010/wordml" xmlns:w15="http://schemas.microsoft.com/office/word/2012/wordml" xmlns:w16cex="http://schemas.microsoft.com/office/word/2018/wordml/cex" xmlns:w16cid="http://schemas.microsoft.com/office/word/2016/wordml/cid" xmlns:w16="http://schemas.microsoft.com/office/word/2018/wordml" xmlns:w16sdtdh="http://schemas.microsoft.com/office/word/2020/wordml/sdtdatahash" xmlns:w16se="http://schemas.microsoft.com/office/word/2015/wordml/symex" xmlns:wpg="http://schemas.microsoft.com/office/word/2010/wordprocessingGroup" xmlns:wpi="http://schemas.microsoft.com/office/word/2010/wordprocessingInk" xmlns:wne="http://schemas.microsoft.com/office/word/2006/wordml" xmlns:wps="http://schemas.microsoft.com/office/word/2010/wordprocessingShape" mc:Ignorable="w14 w15 w16se w16cid w16 w16cex w16sdtdh wp14">
   <w:body>
     <w:p>
       <w:pPr>
-        <w:ind w:firstLine="0"/>
-        <w:jc w:val="center"/>
+        <w:pStyle w:val="1"/>
+        <w:ind w:left="851"/>
+        <w:rPr>
+          <w:sz w:val="28"/>
+          <w:szCs w:val="16"/>
+        </w:rPr>
+      </w:pPr>
+      <w:r>
+        <w:rPr>
+          <w:sz w:val="28"/>
+          <w:szCs w:val="16"/>
+        </w:rPr>
+        <w:t xml:space="preserve">Практическая работа. </w:t>
+      </w:r>
+      <w:r>
+        <w:rPr>
+          <w:sz w:val="28"/>
+          <w:szCs w:val="16"/>
+        </w:rPr>
+        <w:t xml:space="preserve">Раздел </w:t>
+      </w:r>
+      <w:r>
+        <w:rPr>
+          <w:sz w:val="28"/>
+          <w:szCs w:val="16"/>
+        </w:rPr>
+        <w:t>11</w:t>
+      </w:r>
+    </w:p>
+    <w:p>
+      <w:pPr>
         <w:rPr>
           <w:b/>
-          <w:bCs/>
-          <w:lang w:val="en-US"/>
         </w:rPr>
       </w:pPr>
       <w:r>
         <w:rPr>
           <w:b/>
-          <w:bCs/>
         </w:rPr>
-        <w:t xml:space="preserve">ЛАБОРАТОРНАЯ РАБОТА № </w:t>
+        <w:t>Тема</w:t>
       </w:r>
       <w:r>
         <w:rPr>
           <w:b/>
-          <w:bCs/>
-          <w:lang w:val="en-US"/>
         </w:rPr>
-        <w:t>1</w:t>
-      </w:r>
-    </w:p>
-    <w:p>
-      <w:pPr>
-        <w:rPr>
-          <w:lang w:val="en-US"/>
-        </w:rPr>
-      </w:pPr>
-      <w:r>
-        <w:rPr>
-          <w:b/>
-          <w:bCs/>
-        </w:rPr>
-        <w:t>Тема:</w:t>
+        <w:t>:</w:t>
       </w:r>
       <w:r>
         <w:t xml:space="preserve"> </w:t>
       </w:r>
-    </w:p>
-    <w:p>
-      <w:pPr>
-        <w:rPr>
-          <w:lang w:val="en-US"/>
-        </w:rPr>
-      </w:pPr>
       <w:r>
-        <w:rPr>
-          <w:b/>
-          <w:bCs/>
-        </w:rPr>
-        <w:t>Цель работы:</w:t>
+        <w:t>Устранение замечаний пользователей. Разработка обучающей документации</w:t>
       </w:r>
       <w:r>
-        <w:t xml:space="preserve"> </w:t>
+        <w:t>.</w:t>
       </w:r>
     </w:p>
     <w:p>
       <w:r>
         <w:rPr>
           <w:b/>
-          <w:bCs/>
         </w:rPr>
-        <w:t>Задание:</w:t>
+        <w:t>Цели</w:t>
+      </w:r>
+      <w:proofErr w:type="gramStart"/>
+      <w:r>
+        <w:rPr>
+          <w:b/>
+        </w:rPr>
+        <w:t>:</w:t>
+      </w:r>
+      <w:r>
+        <w:t xml:space="preserve"> </w:t>
+      </w:r>
+      <w:r>
+        <w:t>Собрать</w:t>
+      </w:r>
+      <w:proofErr w:type="gramEnd"/>
+      <w:r>
+        <w:t xml:space="preserve"> и систематизировать замечания пользователей, устранить их, разработать обучающую документацию (Руководство пользователя) и документацию на API.</w:t>
       </w:r>
     </w:p>
     <w:p>
-      <w:pPr>
-        <w:pStyle w:val="af"/>
-        <w:numPr>
-          <w:ilvl w:val="0"/>
-          <w:numId w:val="22"/>
-        </w:numPr>
-        <w:contextualSpacing/>
-      </w:pPr>
+      <w:r>
+        <w:rPr>
+          <w:b/>
+        </w:rPr>
+        <w:t>Вариант 22</w:t>
+      </w:r>
+      <w:r>
+        <w:rPr>
+          <w:b/>
+        </w:rPr>
+        <w:t>:</w:t>
+      </w:r>
+      <w:r>
+        <w:t xml:space="preserve"> Автоцентр «Плюс»</w:t>
+      </w:r>
     </w:p>
     <w:p>
       <w:pPr>
-        <w:pStyle w:val="af"/>
-        <w:numPr>
-          <w:ilvl w:val="0"/>
-          <w:numId w:val="22"/>
-        </w:numPr>
-        <w:contextualSpacing/>
-      </w:pPr>
+        <w:pStyle w:val="1"/>
+        <w:ind w:left="851"/>
+        <w:rPr>
+          <w:sz w:val="24"/>
+          <w:szCs w:val="14"/>
+        </w:rPr>
+      </w:pPr>
+      <w:r>
+        <w:rPr>
+          <w:sz w:val="24"/>
+          <w:szCs w:val="14"/>
+        </w:rPr>
+        <w:t>11.1. Источник замечаний</w:t>
+      </w:r>
     </w:p>
     <w:p>
-      <w:pPr>
-        <w:pStyle w:val="af"/>
-        <w:numPr>
-          <w:ilvl w:val="0"/>
-          <w:numId w:val="22"/>
-        </w:numPr>
-        <w:contextualSpacing/>
-      </w:pPr>
+      <w:r>
+        <w:t>Замечания выявлены в ходе внутреннего (Раздел 9) и экспертного (Раздел 10) тестирования, а также при проверке проектной документации.</w:t>
+      </w:r>
     </w:p>
     <w:p>
       <w:pPr>
-        <w:pStyle w:val="af"/>
-        <w:numPr>
-          <w:ilvl w:val="0"/>
-          <w:numId w:val="22"/>
-        </w:numPr>
-        <w:contextualSpacing/>
+        <w:pStyle w:val="1"/>
+        <w:ind w:left="851"/>
+        <w:rPr>
+          <w:sz w:val="24"/>
+          <w:szCs w:val="14"/>
+        </w:rPr>
+      </w:pPr>
+      <w:r>
+        <w:rPr>
+          <w:sz w:val="24"/>
+          <w:szCs w:val="14"/>
+        </w:rPr>
+        <w:t>11.2. Протокол замечаний и их устранения</w:t>
+      </w:r>
+    </w:p>
+    <w:tbl>
+      <w:tblPr>
+        <w:tblStyle w:val="ad"/>
+        <w:tblW w:w="10157" w:type="dxa"/>
+        <w:tblLook w:val="04A0" w:firstRow="1" w:lastRow="0" w:firstColumn="1" w:lastColumn="0" w:noHBand="0" w:noVBand="1"/>
+      </w:tblPr>
+      <w:tblGrid>
+        <w:gridCol w:w="2030"/>
+        <w:gridCol w:w="2031"/>
+        <w:gridCol w:w="2032"/>
+        <w:gridCol w:w="2032"/>
+        <w:gridCol w:w="2032"/>
+      </w:tblGrid>
+      <w:tr>
+        <w:trPr>
+          <w:trHeight w:val="402"/>
+        </w:trPr>
+        <w:tc>
+          <w:tcPr>
+            <w:tcW w:w="2030" w:type="dxa"/>
+          </w:tcPr>
+          <w:p>
+            <w:pPr>
+              <w:spacing w:after="20"/>
+              <w:rPr>
+                <w:sz w:val="18"/>
+                <w:szCs w:val="22"/>
+              </w:rPr>
+            </w:pPr>
+            <w:r>
+              <w:rPr>
+                <w:b/>
+                <w:sz w:val="18"/>
+                <w:szCs w:val="22"/>
+              </w:rPr>
+              <w:t>№</w:t>
+            </w:r>
+          </w:p>
+        </w:tc>
+        <w:tc>
+          <w:tcPr>
+            <w:tcW w:w="2031" w:type="dxa"/>
+          </w:tcPr>
+          <w:p>
+            <w:pPr>
+              <w:spacing w:after="20"/>
+              <w:ind w:firstLine="0"/>
+              <w:rPr>
+                <w:sz w:val="18"/>
+                <w:szCs w:val="22"/>
+              </w:rPr>
+            </w:pPr>
+            <w:r>
+              <w:rPr>
+                <w:b/>
+                <w:sz w:val="18"/>
+                <w:szCs w:val="22"/>
+              </w:rPr>
+              <w:t>Замечание</w:t>
+            </w:r>
+          </w:p>
+        </w:tc>
+        <w:tc>
+          <w:tcPr>
+            <w:tcW w:w="2032" w:type="dxa"/>
+          </w:tcPr>
+          <w:p>
+            <w:pPr>
+              <w:spacing w:after="20"/>
+              <w:ind w:firstLine="0"/>
+              <w:rPr>
+                <w:sz w:val="18"/>
+                <w:szCs w:val="22"/>
+              </w:rPr>
+            </w:pPr>
+            <w:r>
+              <w:rPr>
+                <w:b/>
+                <w:sz w:val="18"/>
+                <w:szCs w:val="22"/>
+              </w:rPr>
+              <w:t>Причина</w:t>
+            </w:r>
+          </w:p>
+        </w:tc>
+        <w:tc>
+          <w:tcPr>
+            <w:tcW w:w="2032" w:type="dxa"/>
+          </w:tcPr>
+          <w:p>
+            <w:pPr>
+              <w:spacing w:after="20"/>
+              <w:ind w:firstLine="0"/>
+              <w:rPr>
+                <w:sz w:val="18"/>
+                <w:szCs w:val="22"/>
+              </w:rPr>
+            </w:pPr>
+            <w:r>
+              <w:rPr>
+                <w:b/>
+                <w:sz w:val="18"/>
+                <w:szCs w:val="22"/>
+              </w:rPr>
+              <w:t>Способ устранения</w:t>
+            </w:r>
+          </w:p>
+        </w:tc>
+        <w:tc>
+          <w:tcPr>
+            <w:tcW w:w="2032" w:type="dxa"/>
+          </w:tcPr>
+          <w:p>
+            <w:pPr>
+              <w:spacing w:after="20"/>
+              <w:ind w:firstLine="0"/>
+              <w:rPr>
+                <w:sz w:val="18"/>
+                <w:szCs w:val="22"/>
+              </w:rPr>
+            </w:pPr>
+            <w:r>
+              <w:rPr>
+                <w:b/>
+                <w:sz w:val="18"/>
+                <w:szCs w:val="22"/>
+              </w:rPr>
+              <w:t>Статус</w:t>
+            </w:r>
+          </w:p>
+        </w:tc>
+      </w:tr>
+      <w:tr>
+        <w:trPr>
+          <w:trHeight w:val="774"/>
+        </w:trPr>
+        <w:tc>
+          <w:tcPr>
+            <w:tcW w:w="2030" w:type="dxa"/>
+          </w:tcPr>
+          <w:p>
+            <w:pPr>
+              <w:spacing w:after="20"/>
+              <w:rPr>
+                <w:sz w:val="18"/>
+                <w:szCs w:val="22"/>
+              </w:rPr>
+            </w:pPr>
+            <w:r>
+              <w:rPr>
+                <w:sz w:val="18"/>
+                <w:szCs w:val="22"/>
+              </w:rPr>
+              <w:t>З-01</w:t>
+            </w:r>
+          </w:p>
+        </w:tc>
+        <w:tc>
+          <w:tcPr>
+            <w:tcW w:w="2031" w:type="dxa"/>
+          </w:tcPr>
+          <w:p>
+            <w:pPr>
+              <w:spacing w:after="20"/>
+              <w:ind w:firstLine="0"/>
+              <w:rPr>
+                <w:sz w:val="18"/>
+                <w:szCs w:val="22"/>
+              </w:rPr>
+            </w:pPr>
+            <w:r>
+              <w:rPr>
+                <w:sz w:val="18"/>
+                <w:szCs w:val="22"/>
+              </w:rPr>
+              <w:t xml:space="preserve">В </w:t>
+            </w:r>
+            <w:proofErr w:type="spellStart"/>
+            <w:r>
+              <w:rPr>
+                <w:sz w:val="18"/>
+                <w:szCs w:val="22"/>
+              </w:rPr>
+              <w:t>Заказчики.json</w:t>
+            </w:r>
+            <w:proofErr w:type="spellEnd"/>
+            <w:r>
+              <w:rPr>
+                <w:sz w:val="18"/>
+                <w:szCs w:val="22"/>
+              </w:rPr>
+              <w:t xml:space="preserve"> ключ адреса — «</w:t>
+            </w:r>
+            <w:proofErr w:type="spellStart"/>
+            <w:r>
+              <w:rPr>
+                <w:sz w:val="18"/>
+                <w:szCs w:val="22"/>
+              </w:rPr>
+              <w:t>addres</w:t>
+            </w:r>
+            <w:proofErr w:type="spellEnd"/>
+            <w:r>
+              <w:rPr>
+                <w:sz w:val="18"/>
+                <w:szCs w:val="22"/>
+              </w:rPr>
+              <w:t>» (опечатка), у части записей пустой ИНН</w:t>
+            </w:r>
+          </w:p>
+        </w:tc>
+        <w:tc>
+          <w:tcPr>
+            <w:tcW w:w="2032" w:type="dxa"/>
+          </w:tcPr>
+          <w:p>
+            <w:pPr>
+              <w:spacing w:after="20"/>
+              <w:ind w:firstLine="0"/>
+              <w:rPr>
+                <w:sz w:val="18"/>
+                <w:szCs w:val="22"/>
+              </w:rPr>
+            </w:pPr>
+            <w:r>
+              <w:rPr>
+                <w:sz w:val="18"/>
+                <w:szCs w:val="22"/>
+              </w:rPr>
+              <w:t>Исходные данные</w:t>
+            </w:r>
+          </w:p>
+        </w:tc>
+        <w:tc>
+          <w:tcPr>
+            <w:tcW w:w="2032" w:type="dxa"/>
+          </w:tcPr>
+          <w:p>
+            <w:pPr>
+              <w:spacing w:after="20"/>
+              <w:ind w:firstLine="0"/>
+              <w:rPr>
+                <w:sz w:val="18"/>
+                <w:szCs w:val="22"/>
+              </w:rPr>
+            </w:pPr>
+            <w:r>
+              <w:rPr>
+                <w:sz w:val="18"/>
+                <w:szCs w:val="22"/>
+              </w:rPr>
+              <w:t>Импорт через OPENJSON с маппингом '</w:t>
+            </w:r>
+            <w:proofErr w:type="gramStart"/>
+            <w:r>
+              <w:rPr>
+                <w:sz w:val="18"/>
+                <w:szCs w:val="22"/>
+              </w:rPr>
+              <w:t>$.</w:t>
+            </w:r>
+            <w:proofErr w:type="spellStart"/>
+            <w:r>
+              <w:rPr>
+                <w:sz w:val="18"/>
+                <w:szCs w:val="22"/>
+              </w:rPr>
+              <w:t>addres</w:t>
+            </w:r>
+            <w:proofErr w:type="spellEnd"/>
+            <w:proofErr w:type="gramEnd"/>
+            <w:r>
+              <w:rPr>
+                <w:sz w:val="18"/>
+                <w:szCs w:val="22"/>
+              </w:rPr>
+              <w:t>' и NULLIF(INN,'')</w:t>
+            </w:r>
+          </w:p>
+        </w:tc>
+        <w:tc>
+          <w:tcPr>
+            <w:tcW w:w="2032" w:type="dxa"/>
+          </w:tcPr>
+          <w:p>
+            <w:pPr>
+              <w:spacing w:after="20"/>
+              <w:ind w:firstLine="0"/>
+              <w:rPr>
+                <w:sz w:val="18"/>
+                <w:szCs w:val="22"/>
+              </w:rPr>
+            </w:pPr>
+            <w:r>
+              <w:rPr>
+                <w:sz w:val="18"/>
+                <w:szCs w:val="22"/>
+              </w:rPr>
+              <w:t>устранено</w:t>
+            </w:r>
+          </w:p>
+        </w:tc>
+      </w:tr>
+      <w:tr>
+        <w:trPr>
+          <w:trHeight w:val="774"/>
+        </w:trPr>
+        <w:tc>
+          <w:tcPr>
+            <w:tcW w:w="2030" w:type="dxa"/>
+          </w:tcPr>
+          <w:p>
+            <w:pPr>
+              <w:spacing w:after="20"/>
+              <w:rPr>
+                <w:sz w:val="18"/>
+                <w:szCs w:val="22"/>
+              </w:rPr>
+            </w:pPr>
+            <w:r>
+              <w:rPr>
+                <w:sz w:val="18"/>
+                <w:szCs w:val="22"/>
+              </w:rPr>
+              <w:t>З-02</w:t>
+            </w:r>
+          </w:p>
+        </w:tc>
+        <w:tc>
+          <w:tcPr>
+            <w:tcW w:w="2031" w:type="dxa"/>
+          </w:tcPr>
+          <w:p>
+            <w:pPr>
+              <w:spacing w:after="20"/>
+              <w:ind w:firstLine="0"/>
+              <w:rPr>
+                <w:sz w:val="18"/>
+                <w:szCs w:val="22"/>
+              </w:rPr>
+            </w:pPr>
+            <w:r>
+              <w:rPr>
+                <w:sz w:val="18"/>
+                <w:szCs w:val="22"/>
+              </w:rPr>
+              <w:t xml:space="preserve">Модуль расчёта стоимости не учитывал </w:t>
+            </w:r>
+            <w:proofErr w:type="spellStart"/>
+            <w:r>
+              <w:rPr>
+                <w:sz w:val="18"/>
+                <w:szCs w:val="22"/>
+              </w:rPr>
+              <w:t>Quantity</w:t>
+            </w:r>
+            <w:proofErr w:type="spellEnd"/>
+          </w:p>
+        </w:tc>
+        <w:tc>
+          <w:tcPr>
+            <w:tcW w:w="2032" w:type="dxa"/>
+          </w:tcPr>
+          <w:p>
+            <w:pPr>
+              <w:spacing w:after="20"/>
+              <w:ind w:firstLine="0"/>
+              <w:rPr>
+                <w:sz w:val="18"/>
+                <w:szCs w:val="22"/>
+              </w:rPr>
+            </w:pPr>
+            <w:r>
+              <w:rPr>
+                <w:sz w:val="18"/>
+                <w:szCs w:val="22"/>
+              </w:rPr>
+              <w:t>Логическая ошибка эталонного модуля</w:t>
+            </w:r>
+          </w:p>
+        </w:tc>
+        <w:tc>
+          <w:tcPr>
+            <w:tcW w:w="2032" w:type="dxa"/>
+          </w:tcPr>
+          <w:p>
+            <w:pPr>
+              <w:spacing w:after="20"/>
+              <w:ind w:firstLine="0"/>
+              <w:rPr>
+                <w:sz w:val="18"/>
+                <w:szCs w:val="22"/>
+                <w:lang w:val="en-US"/>
+              </w:rPr>
+            </w:pPr>
+            <w:r>
+              <w:rPr>
+                <w:sz w:val="18"/>
+                <w:szCs w:val="22"/>
+              </w:rPr>
+              <w:t>Переход</w:t>
+            </w:r>
+            <w:r>
+              <w:rPr>
+                <w:sz w:val="18"/>
+                <w:szCs w:val="22"/>
+                <w:lang w:val="en-US"/>
+              </w:rPr>
+              <w:t xml:space="preserve"> </w:t>
+            </w:r>
+            <w:r>
+              <w:rPr>
+                <w:sz w:val="18"/>
+                <w:szCs w:val="22"/>
+              </w:rPr>
+              <w:t>на</w:t>
+            </w:r>
+            <w:r>
+              <w:rPr>
+                <w:sz w:val="18"/>
+                <w:szCs w:val="22"/>
+                <w:lang w:val="en-US"/>
+              </w:rPr>
+              <w:t xml:space="preserve"> v_OrderFullCost (TotalPositionCost = Quantity × </w:t>
+            </w:r>
+            <w:r>
+              <w:rPr>
+                <w:sz w:val="18"/>
+                <w:szCs w:val="22"/>
+              </w:rPr>
+              <w:t>стоимость</w:t>
+            </w:r>
+            <w:r>
+              <w:rPr>
+                <w:sz w:val="18"/>
+                <w:szCs w:val="22"/>
+                <w:lang w:val="en-US"/>
+              </w:rPr>
+              <w:t xml:space="preserve"> </w:t>
+            </w:r>
+            <w:proofErr w:type="spellStart"/>
+            <w:r>
+              <w:rPr>
+                <w:sz w:val="18"/>
+                <w:szCs w:val="22"/>
+              </w:rPr>
+              <w:t>ед</w:t>
+            </w:r>
+            <w:proofErr w:type="spellEnd"/>
+            <w:r>
+              <w:rPr>
+                <w:sz w:val="18"/>
+                <w:szCs w:val="22"/>
+                <w:lang w:val="en-US"/>
+              </w:rPr>
+              <w:t>.)</w:t>
+            </w:r>
+          </w:p>
+        </w:tc>
+        <w:tc>
+          <w:tcPr>
+            <w:tcW w:w="2032" w:type="dxa"/>
+          </w:tcPr>
+          <w:p>
+            <w:pPr>
+              <w:spacing w:after="20"/>
+              <w:ind w:firstLine="0"/>
+              <w:rPr>
+                <w:sz w:val="18"/>
+                <w:szCs w:val="22"/>
+              </w:rPr>
+            </w:pPr>
+            <w:r>
+              <w:rPr>
+                <w:sz w:val="18"/>
+                <w:szCs w:val="22"/>
+              </w:rPr>
+              <w:t>устранено</w:t>
+            </w:r>
+          </w:p>
+        </w:tc>
+      </w:tr>
+      <w:tr>
+        <w:trPr>
+          <w:trHeight w:val="572"/>
+        </w:trPr>
+        <w:tc>
+          <w:tcPr>
+            <w:tcW w:w="2030" w:type="dxa"/>
+          </w:tcPr>
+          <w:p>
+            <w:pPr>
+              <w:spacing w:after="20"/>
+              <w:rPr>
+                <w:sz w:val="18"/>
+                <w:szCs w:val="22"/>
+              </w:rPr>
+            </w:pPr>
+            <w:r>
+              <w:rPr>
+                <w:sz w:val="18"/>
+                <w:szCs w:val="22"/>
+              </w:rPr>
+              <w:t>З-03</w:t>
+            </w:r>
+          </w:p>
+        </w:tc>
+        <w:tc>
+          <w:tcPr>
+            <w:tcW w:w="2031" w:type="dxa"/>
+          </w:tcPr>
+          <w:p>
+            <w:pPr>
+              <w:spacing w:after="20"/>
+              <w:ind w:firstLine="0"/>
+              <w:rPr>
+                <w:sz w:val="18"/>
+                <w:szCs w:val="22"/>
+              </w:rPr>
+            </w:pPr>
+            <w:r>
+              <w:rPr>
+                <w:sz w:val="18"/>
+                <w:szCs w:val="22"/>
+              </w:rPr>
+              <w:t>SQL-инъекция в запросе стоимости заказа</w:t>
+            </w:r>
+          </w:p>
+        </w:tc>
+        <w:tc>
+          <w:tcPr>
+            <w:tcW w:w="2032" w:type="dxa"/>
+          </w:tcPr>
+          <w:p>
+            <w:pPr>
+              <w:spacing w:after="20"/>
+              <w:ind w:firstLine="0"/>
+              <w:rPr>
+                <w:sz w:val="18"/>
+                <w:szCs w:val="22"/>
+              </w:rPr>
+            </w:pPr>
+            <w:r>
+              <w:rPr>
+                <w:sz w:val="18"/>
+                <w:szCs w:val="22"/>
+              </w:rPr>
+              <w:t>Конкатенация строк</w:t>
+            </w:r>
+          </w:p>
+        </w:tc>
+        <w:tc>
+          <w:tcPr>
+            <w:tcW w:w="2032" w:type="dxa"/>
+          </w:tcPr>
+          <w:p>
+            <w:pPr>
+              <w:spacing w:after="20"/>
+              <w:ind w:firstLine="0"/>
+              <w:rPr>
+                <w:sz w:val="18"/>
+                <w:szCs w:val="22"/>
+              </w:rPr>
+            </w:pPr>
+            <w:r>
+              <w:rPr>
+                <w:sz w:val="18"/>
+                <w:szCs w:val="22"/>
+              </w:rPr>
+              <w:t>Параметризованный запрос @OrderId во всех модулях</w:t>
+            </w:r>
+          </w:p>
+        </w:tc>
+        <w:tc>
+          <w:tcPr>
+            <w:tcW w:w="2032" w:type="dxa"/>
+          </w:tcPr>
+          <w:p>
+            <w:pPr>
+              <w:spacing w:after="20"/>
+              <w:ind w:firstLine="0"/>
+              <w:rPr>
+                <w:sz w:val="18"/>
+                <w:szCs w:val="22"/>
+              </w:rPr>
+            </w:pPr>
+            <w:r>
+              <w:rPr>
+                <w:sz w:val="18"/>
+                <w:szCs w:val="22"/>
+              </w:rPr>
+              <w:t>устранено</w:t>
+            </w:r>
+          </w:p>
+        </w:tc>
+      </w:tr>
+      <w:tr>
+        <w:trPr>
+          <w:trHeight w:val="588"/>
+        </w:trPr>
+        <w:tc>
+          <w:tcPr>
+            <w:tcW w:w="2030" w:type="dxa"/>
+          </w:tcPr>
+          <w:p>
+            <w:pPr>
+              <w:spacing w:after="20"/>
+              <w:rPr>
+                <w:sz w:val="18"/>
+                <w:szCs w:val="22"/>
+              </w:rPr>
+            </w:pPr>
+            <w:r>
+              <w:rPr>
+                <w:sz w:val="18"/>
+                <w:szCs w:val="22"/>
+              </w:rPr>
+              <w:t>З-04</w:t>
+            </w:r>
+          </w:p>
+        </w:tc>
+        <w:tc>
+          <w:tcPr>
+            <w:tcW w:w="2031" w:type="dxa"/>
+          </w:tcPr>
+          <w:p>
+            <w:pPr>
+              <w:spacing w:after="20"/>
+              <w:ind w:firstLine="0"/>
+              <w:rPr>
+                <w:sz w:val="18"/>
+                <w:szCs w:val="22"/>
+              </w:rPr>
+            </w:pPr>
+            <w:r>
+              <w:rPr>
+                <w:sz w:val="18"/>
+                <w:szCs w:val="22"/>
+              </w:rPr>
+              <w:t>Падение приложения при нечисловом ID и при сумме 0</w:t>
+            </w:r>
+          </w:p>
+        </w:tc>
+        <w:tc>
+          <w:tcPr>
+            <w:tcW w:w="2032" w:type="dxa"/>
+          </w:tcPr>
+          <w:p>
+            <w:pPr>
+              <w:spacing w:after="20"/>
+              <w:ind w:firstLine="0"/>
+              <w:rPr>
+                <w:sz w:val="18"/>
+                <w:szCs w:val="22"/>
+              </w:rPr>
+            </w:pPr>
+            <w:r>
+              <w:rPr>
+                <w:sz w:val="18"/>
+                <w:szCs w:val="22"/>
+              </w:rPr>
+              <w:t>Отсутствие валидации и проверки знаменателя</w:t>
+            </w:r>
+          </w:p>
+        </w:tc>
+        <w:tc>
+          <w:tcPr>
+            <w:tcW w:w="2032" w:type="dxa"/>
+          </w:tcPr>
+          <w:p>
+            <w:pPr>
+              <w:spacing w:after="20"/>
+              <w:ind w:firstLine="0"/>
+              <w:rPr>
+                <w:sz w:val="18"/>
+                <w:szCs w:val="22"/>
+              </w:rPr>
+            </w:pPr>
+            <w:proofErr w:type="spellStart"/>
+            <w:proofErr w:type="gramStart"/>
+            <w:r>
+              <w:rPr>
+                <w:sz w:val="18"/>
+                <w:szCs w:val="22"/>
+              </w:rPr>
+              <w:t>int.TryParse</w:t>
+            </w:r>
+            <w:proofErr w:type="spellEnd"/>
+            <w:proofErr w:type="gramEnd"/>
+            <w:r>
+              <w:rPr>
+                <w:sz w:val="18"/>
+                <w:szCs w:val="22"/>
+              </w:rPr>
+              <w:t xml:space="preserve">; проверка </w:t>
+            </w:r>
+            <w:proofErr w:type="spellStart"/>
+            <w:r>
+              <w:rPr>
+                <w:sz w:val="18"/>
+                <w:szCs w:val="22"/>
+              </w:rPr>
+              <w:t>totalCost</w:t>
+            </w:r>
+            <w:proofErr w:type="spellEnd"/>
+            <w:r>
+              <w:rPr>
+                <w:sz w:val="18"/>
+                <w:szCs w:val="22"/>
+              </w:rPr>
+              <w:t xml:space="preserve"> &gt; 0</w:t>
+            </w:r>
+          </w:p>
+        </w:tc>
+        <w:tc>
+          <w:tcPr>
+            <w:tcW w:w="2032" w:type="dxa"/>
+          </w:tcPr>
+          <w:p>
+            <w:pPr>
+              <w:spacing w:after="20"/>
+              <w:ind w:firstLine="0"/>
+              <w:rPr>
+                <w:sz w:val="18"/>
+                <w:szCs w:val="22"/>
+              </w:rPr>
+            </w:pPr>
+            <w:r>
+              <w:rPr>
+                <w:sz w:val="18"/>
+                <w:szCs w:val="22"/>
+              </w:rPr>
+              <w:t>устранено</w:t>
+            </w:r>
+          </w:p>
+        </w:tc>
+      </w:tr>
+      <w:tr>
+        <w:trPr>
+          <w:trHeight w:val="588"/>
+        </w:trPr>
+        <w:tc>
+          <w:tcPr>
+            <w:tcW w:w="2030" w:type="dxa"/>
+          </w:tcPr>
+          <w:p>
+            <w:pPr>
+              <w:spacing w:after="20"/>
+              <w:rPr>
+                <w:sz w:val="18"/>
+                <w:szCs w:val="22"/>
+              </w:rPr>
+            </w:pPr>
+            <w:r>
+              <w:rPr>
+                <w:sz w:val="18"/>
+                <w:szCs w:val="22"/>
+              </w:rPr>
+              <w:t>З-05</w:t>
+            </w:r>
+          </w:p>
+        </w:tc>
+        <w:tc>
+          <w:tcPr>
+            <w:tcW w:w="2031" w:type="dxa"/>
+          </w:tcPr>
+          <w:p>
+            <w:pPr>
+              <w:spacing w:after="20"/>
+              <w:ind w:firstLine="0"/>
+              <w:rPr>
+                <w:sz w:val="18"/>
+                <w:szCs w:val="22"/>
+              </w:rPr>
+            </w:pPr>
+            <w:r>
+              <w:rPr>
+                <w:sz w:val="18"/>
+                <w:szCs w:val="22"/>
+              </w:rPr>
+              <w:t>Утечки соединений и ридера</w:t>
+            </w:r>
+          </w:p>
+        </w:tc>
+        <w:tc>
+          <w:tcPr>
+            <w:tcW w:w="2032" w:type="dxa"/>
+          </w:tcPr>
+          <w:p>
+            <w:pPr>
+              <w:spacing w:after="20"/>
+              <w:ind w:firstLine="0"/>
+              <w:rPr>
+                <w:sz w:val="18"/>
+                <w:szCs w:val="22"/>
+              </w:rPr>
+            </w:pPr>
+            <w:r>
+              <w:rPr>
+                <w:sz w:val="18"/>
+                <w:szCs w:val="22"/>
+              </w:rPr>
+              <w:t xml:space="preserve">Нет </w:t>
+            </w:r>
+            <w:proofErr w:type="spellStart"/>
+            <w:r>
+              <w:rPr>
+                <w:sz w:val="18"/>
+                <w:szCs w:val="22"/>
+              </w:rPr>
+              <w:t>using</w:t>
+            </w:r>
+            <w:proofErr w:type="spellEnd"/>
+          </w:p>
+        </w:tc>
+        <w:tc>
+          <w:tcPr>
+            <w:tcW w:w="2032" w:type="dxa"/>
+          </w:tcPr>
+          <w:p>
+            <w:pPr>
+              <w:spacing w:after="20"/>
+              <w:ind w:firstLine="0"/>
+              <w:rPr>
+                <w:sz w:val="18"/>
+                <w:szCs w:val="22"/>
+                <w:lang w:val="en-US"/>
+              </w:rPr>
+            </w:pPr>
+            <w:r>
+              <w:rPr>
+                <w:sz w:val="18"/>
+                <w:szCs w:val="22"/>
+                <w:lang w:val="en-US"/>
+              </w:rPr>
+              <w:t xml:space="preserve">using </w:t>
+            </w:r>
+            <w:r>
+              <w:rPr>
+                <w:sz w:val="18"/>
+                <w:szCs w:val="22"/>
+              </w:rPr>
+              <w:t>для</w:t>
+            </w:r>
+            <w:r>
+              <w:rPr>
+                <w:sz w:val="18"/>
+                <w:szCs w:val="22"/>
+                <w:lang w:val="en-US"/>
+              </w:rPr>
+              <w:t xml:space="preserve"> SqlConnection/SqlDataReader/SqlCommand</w:t>
+            </w:r>
+          </w:p>
+        </w:tc>
+        <w:tc>
+          <w:tcPr>
+            <w:tcW w:w="2032" w:type="dxa"/>
+          </w:tcPr>
+          <w:p>
+            <w:pPr>
+              <w:spacing w:after="20"/>
+              <w:ind w:firstLine="0"/>
+              <w:rPr>
+                <w:sz w:val="18"/>
+                <w:szCs w:val="22"/>
+              </w:rPr>
+            </w:pPr>
+            <w:r>
+              <w:rPr>
+                <w:sz w:val="18"/>
+                <w:szCs w:val="22"/>
+              </w:rPr>
+              <w:t>устранено</w:t>
+            </w:r>
+          </w:p>
+        </w:tc>
+      </w:tr>
+      <w:tr>
+        <w:trPr>
+          <w:trHeight w:val="588"/>
+        </w:trPr>
+        <w:tc>
+          <w:tcPr>
+            <w:tcW w:w="2030" w:type="dxa"/>
+          </w:tcPr>
+          <w:p>
+            <w:pPr>
+              <w:spacing w:after="20"/>
+              <w:rPr>
+                <w:sz w:val="18"/>
+                <w:szCs w:val="22"/>
+              </w:rPr>
+            </w:pPr>
+            <w:r>
+              <w:rPr>
+                <w:sz w:val="18"/>
+                <w:szCs w:val="22"/>
+              </w:rPr>
+              <w:t>З-06</w:t>
+            </w:r>
+          </w:p>
+        </w:tc>
+        <w:tc>
+          <w:tcPr>
+            <w:tcW w:w="2031" w:type="dxa"/>
+          </w:tcPr>
+          <w:p>
+            <w:pPr>
+              <w:spacing w:after="20"/>
+              <w:ind w:firstLine="0"/>
+              <w:rPr>
+                <w:sz w:val="18"/>
+                <w:szCs w:val="22"/>
+              </w:rPr>
+            </w:pPr>
+            <w:r>
+              <w:rPr>
+                <w:sz w:val="18"/>
+                <w:szCs w:val="22"/>
+              </w:rPr>
+              <w:t>Замедление расчёта при росте объёма данных</w:t>
+            </w:r>
+          </w:p>
+        </w:tc>
+        <w:tc>
+          <w:tcPr>
+            <w:tcW w:w="2032" w:type="dxa"/>
+          </w:tcPr>
+          <w:p>
+            <w:pPr>
+              <w:spacing w:after="20"/>
+              <w:ind w:firstLine="0"/>
+              <w:rPr>
+                <w:sz w:val="18"/>
+                <w:szCs w:val="22"/>
+              </w:rPr>
+            </w:pPr>
+            <w:r>
+              <w:rPr>
+                <w:sz w:val="18"/>
+                <w:szCs w:val="22"/>
+              </w:rPr>
+              <w:t>Скалярные подзапросы</w:t>
+            </w:r>
+          </w:p>
+        </w:tc>
+        <w:tc>
+          <w:tcPr>
+            <w:tcW w:w="2032" w:type="dxa"/>
+          </w:tcPr>
+          <w:p>
+            <w:pPr>
+              <w:spacing w:after="20"/>
+              <w:ind w:firstLine="0"/>
+              <w:rPr>
+                <w:sz w:val="18"/>
+                <w:szCs w:val="22"/>
+                <w:lang w:val="en-US"/>
+              </w:rPr>
+            </w:pPr>
+            <w:r>
+              <w:rPr>
+                <w:sz w:val="18"/>
+                <w:szCs w:val="22"/>
+                <w:lang w:val="en-US"/>
+              </w:rPr>
+              <w:t xml:space="preserve">VIEW v_OrderFullCost </w:t>
+            </w:r>
+            <w:r>
+              <w:rPr>
+                <w:sz w:val="18"/>
+                <w:szCs w:val="22"/>
+              </w:rPr>
+              <w:t>с</w:t>
+            </w:r>
+            <w:r>
+              <w:rPr>
+                <w:sz w:val="18"/>
+                <w:szCs w:val="22"/>
+                <w:lang w:val="en-US"/>
+              </w:rPr>
+              <w:t xml:space="preserve"> OUTER APPLY + </w:t>
+            </w:r>
+            <w:r>
+              <w:rPr>
+                <w:sz w:val="18"/>
+                <w:szCs w:val="22"/>
+              </w:rPr>
+              <w:t>индексы</w:t>
+            </w:r>
+          </w:p>
+        </w:tc>
+        <w:tc>
+          <w:tcPr>
+            <w:tcW w:w="2032" w:type="dxa"/>
+          </w:tcPr>
+          <w:p>
+            <w:pPr>
+              <w:spacing w:after="20"/>
+              <w:ind w:firstLine="0"/>
+              <w:rPr>
+                <w:sz w:val="18"/>
+                <w:szCs w:val="22"/>
+              </w:rPr>
+            </w:pPr>
+            <w:r>
+              <w:rPr>
+                <w:sz w:val="18"/>
+                <w:szCs w:val="22"/>
+              </w:rPr>
+              <w:t>устранено</w:t>
+            </w:r>
+          </w:p>
+        </w:tc>
+      </w:tr>
+      <w:tr>
+        <w:trPr>
+          <w:trHeight w:val="774"/>
+        </w:trPr>
+        <w:tc>
+          <w:tcPr>
+            <w:tcW w:w="2030" w:type="dxa"/>
+          </w:tcPr>
+          <w:p>
+            <w:pPr>
+              <w:spacing w:after="20"/>
+              <w:rPr>
+                <w:sz w:val="18"/>
+                <w:szCs w:val="22"/>
+              </w:rPr>
+            </w:pPr>
+            <w:r>
+              <w:rPr>
+                <w:sz w:val="18"/>
+                <w:szCs w:val="22"/>
+              </w:rPr>
+              <w:t>З-07</w:t>
+            </w:r>
+          </w:p>
+        </w:tc>
+        <w:tc>
+          <w:tcPr>
+            <w:tcW w:w="2031" w:type="dxa"/>
+          </w:tcPr>
+          <w:p>
+            <w:pPr>
+              <w:spacing w:after="20"/>
+              <w:ind w:firstLine="0"/>
+              <w:rPr>
+                <w:sz w:val="18"/>
+                <w:szCs w:val="22"/>
+              </w:rPr>
+            </w:pPr>
+            <w:r>
+              <w:rPr>
+                <w:sz w:val="18"/>
+                <w:szCs w:val="22"/>
+              </w:rPr>
+              <w:t>В ТЗ и ER-диаграмме не описана таблица скидок</w:t>
+            </w:r>
+          </w:p>
+        </w:tc>
+        <w:tc>
+          <w:tcPr>
+            <w:tcW w:w="2032" w:type="dxa"/>
+          </w:tcPr>
+          <w:p>
+            <w:pPr>
+              <w:spacing w:after="20"/>
+              <w:ind w:firstLine="0"/>
+              <w:rPr>
+                <w:sz w:val="18"/>
+                <w:szCs w:val="22"/>
+              </w:rPr>
+            </w:pPr>
+            <w:r>
+              <w:rPr>
+                <w:sz w:val="18"/>
+                <w:szCs w:val="22"/>
+              </w:rPr>
+              <w:t>Документация отставала от реализации</w:t>
+            </w:r>
+          </w:p>
+        </w:tc>
+        <w:tc>
+          <w:tcPr>
+            <w:tcW w:w="2032" w:type="dxa"/>
+          </w:tcPr>
+          <w:p>
+            <w:pPr>
+              <w:spacing w:after="20"/>
+              <w:ind w:firstLine="0"/>
+              <w:rPr>
+                <w:sz w:val="18"/>
+                <w:szCs w:val="22"/>
+              </w:rPr>
+            </w:pPr>
+            <w:r>
+              <w:rPr>
+                <w:sz w:val="18"/>
+                <w:szCs w:val="22"/>
+                <w:lang w:val="en-US"/>
+              </w:rPr>
+              <w:t xml:space="preserve">CustomerDiscount </w:t>
+            </w:r>
+            <w:r>
+              <w:rPr>
+                <w:sz w:val="18"/>
+                <w:szCs w:val="22"/>
+              </w:rPr>
+              <w:t>и</w:t>
+            </w:r>
+            <w:r>
+              <w:rPr>
+                <w:sz w:val="18"/>
+                <w:szCs w:val="22"/>
+                <w:lang w:val="en-US"/>
+              </w:rPr>
+              <w:t xml:space="preserve"> v_ClientOrderAnalysis </w:t>
+            </w:r>
+            <w:r>
+              <w:rPr>
+                <w:sz w:val="18"/>
+                <w:szCs w:val="22"/>
+              </w:rPr>
+              <w:t>внесены</w:t>
+            </w:r>
+            <w:r>
+              <w:rPr>
+                <w:sz w:val="18"/>
+                <w:szCs w:val="22"/>
+                <w:lang w:val="en-US"/>
+              </w:rPr>
+              <w:t xml:space="preserve"> </w:t>
+            </w:r>
+            <w:r>
+              <w:rPr>
+                <w:sz w:val="18"/>
+                <w:szCs w:val="22"/>
+              </w:rPr>
+              <w:t>в</w:t>
+            </w:r>
+            <w:r>
+              <w:rPr>
+                <w:sz w:val="18"/>
+                <w:szCs w:val="22"/>
+                <w:lang w:val="en-US"/>
+              </w:rPr>
+              <w:t xml:space="preserve"> </w:t>
+            </w:r>
+            <w:r>
+              <w:rPr>
+                <w:sz w:val="18"/>
+                <w:szCs w:val="22"/>
+              </w:rPr>
+              <w:t>документацию</w:t>
+            </w:r>
+            <w:r>
+              <w:rPr>
+                <w:sz w:val="18"/>
+                <w:szCs w:val="22"/>
+                <w:lang w:val="en-US"/>
+              </w:rPr>
+              <w:t xml:space="preserve"> </w:t>
+            </w:r>
+            <w:r>
+              <w:rPr>
+                <w:sz w:val="18"/>
+                <w:szCs w:val="22"/>
+              </w:rPr>
+              <w:t>(ТЗ Ф5, ER)</w:t>
+            </w:r>
+          </w:p>
+        </w:tc>
+        <w:tc>
+          <w:tcPr>
+            <w:tcW w:w="2032" w:type="dxa"/>
+          </w:tcPr>
+          <w:p>
+            <w:pPr>
+              <w:spacing w:after="20"/>
+              <w:ind w:firstLine="0"/>
+              <w:rPr>
+                <w:sz w:val="18"/>
+                <w:szCs w:val="22"/>
+              </w:rPr>
+            </w:pPr>
+            <w:r>
+              <w:rPr>
+                <w:sz w:val="18"/>
+                <w:szCs w:val="22"/>
+              </w:rPr>
+              <w:t>устранено</w:t>
+            </w:r>
+          </w:p>
+        </w:tc>
+      </w:tr>
+      <w:tr>
+        <w:trPr>
+          <w:trHeight w:val="572"/>
+        </w:trPr>
+        <w:tc>
+          <w:tcPr>
+            <w:tcW w:w="2030" w:type="dxa"/>
+          </w:tcPr>
+          <w:p>
+            <w:pPr>
+              <w:spacing w:after="20"/>
+              <w:rPr>
+                <w:sz w:val="18"/>
+                <w:szCs w:val="22"/>
+              </w:rPr>
+            </w:pPr>
+            <w:r>
+              <w:rPr>
+                <w:sz w:val="18"/>
+                <w:szCs w:val="22"/>
+              </w:rPr>
+              <w:t>З-08</w:t>
+            </w:r>
+          </w:p>
+        </w:tc>
+        <w:tc>
+          <w:tcPr>
+            <w:tcW w:w="2031" w:type="dxa"/>
+          </w:tcPr>
+          <w:p>
+            <w:pPr>
+              <w:spacing w:after="20"/>
+              <w:ind w:firstLine="0"/>
+              <w:rPr>
+                <w:sz w:val="18"/>
+                <w:szCs w:val="22"/>
+              </w:rPr>
+            </w:pPr>
+            <w:r>
+              <w:rPr>
+                <w:sz w:val="18"/>
+                <w:szCs w:val="22"/>
+              </w:rPr>
+              <w:t>Пароли в отчёте упомянуты в открытом виде</w:t>
+            </w:r>
+          </w:p>
+        </w:tc>
+        <w:tc>
+          <w:tcPr>
+            <w:tcW w:w="2032" w:type="dxa"/>
+          </w:tcPr>
+          <w:p>
+            <w:pPr>
+              <w:spacing w:after="20"/>
+              <w:ind w:firstLine="0"/>
+              <w:rPr>
+                <w:sz w:val="18"/>
+                <w:szCs w:val="22"/>
+              </w:rPr>
+            </w:pPr>
+            <w:r>
+              <w:rPr>
+                <w:sz w:val="18"/>
+                <w:szCs w:val="22"/>
+              </w:rPr>
+              <w:t>Черновик</w:t>
+            </w:r>
+          </w:p>
+        </w:tc>
+        <w:tc>
+          <w:tcPr>
+            <w:tcW w:w="2032" w:type="dxa"/>
+          </w:tcPr>
+          <w:p>
+            <w:pPr>
+              <w:spacing w:after="20"/>
+              <w:ind w:firstLine="0"/>
+              <w:rPr>
+                <w:sz w:val="18"/>
+                <w:szCs w:val="22"/>
+              </w:rPr>
+            </w:pPr>
+            <w:r>
+              <w:rPr>
+                <w:sz w:val="18"/>
+                <w:szCs w:val="22"/>
+              </w:rPr>
+              <w:t>Убраны; указаны только логины (пароли — SHA-256 + соль в БД)</w:t>
+            </w:r>
+          </w:p>
+        </w:tc>
+        <w:tc>
+          <w:tcPr>
+            <w:tcW w:w="2032" w:type="dxa"/>
+          </w:tcPr>
+          <w:p>
+            <w:pPr>
+              <w:spacing w:after="20"/>
+              <w:ind w:firstLine="0"/>
+              <w:rPr>
+                <w:sz w:val="18"/>
+                <w:szCs w:val="22"/>
+              </w:rPr>
+            </w:pPr>
+            <w:r>
+              <w:rPr>
+                <w:sz w:val="18"/>
+                <w:szCs w:val="22"/>
+              </w:rPr>
+              <w:t>устранено</w:t>
+            </w:r>
+          </w:p>
+        </w:tc>
+      </w:tr>
+    </w:tbl>
+    <w:p>
+      <w:pPr>
+        <w:spacing w:after="0"/>
       </w:pPr>
     </w:p>
     <w:p>
       <w:pPr>
-        <w:pStyle w:val="af"/>
-        <w:numPr>
-          <w:ilvl w:val="0"/>
-          <w:numId w:val="22"/>
-        </w:numPr>
-        <w:contextualSpacing/>
-      </w:pPr>
+        <w:pStyle w:val="1"/>
+        <w:ind w:left="851"/>
+        <w:rPr>
+          <w:sz w:val="24"/>
+          <w:szCs w:val="14"/>
+        </w:rPr>
+      </w:pPr>
+      <w:r>
+        <w:rPr>
+          <w:sz w:val="24"/>
+          <w:szCs w:val="14"/>
+        </w:rPr>
+        <w:t>11.3. Верификация устранения</w:t>
+      </w:r>
     </w:p>
     <w:p>
-      <w:pPr>
-        <w:pStyle w:val="af"/>
-        <w:numPr>
-          <w:ilvl w:val="0"/>
-          <w:numId w:val="22"/>
-        </w:numPr>
-        <w:contextualSpacing/>
-      </w:pPr>
+      <w:r>
+        <w:t>После внесения исправлений повторно выполнены:</w:t>
+      </w:r>
     </w:p>
     <w:p>
-      <w:pPr>
-        <w:pStyle w:val="af"/>
-        <w:numPr>
-          <w:ilvl w:val="0"/>
-          <w:numId w:val="22"/>
-        </w:numPr>
-        <w:contextualSpacing/>
-      </w:pPr>
+      <w:r>
+        <w:t>• тесты TC-02…TC-13 (все пройдены);</w:t>
+      </w:r>
     </w:p>
     <w:p>
-      <w:pPr>
-        <w:ind w:firstLine="0"/>
-      </w:pPr>
+      <w:r>
+        <w:t>• экспертные сценарии ЭТ-01…ЭТ-06 (все пройдены);</w:t>
+      </w:r>
     </w:p>
     <w:p>
-      <w:pPr>
-        <w:numPr>
-          <w:ilvl w:val="0"/>
-          <w:numId w:val="23"/>
-        </w:numPr>
-        <w:spacing w:after="160" w:line="259" w:lineRule="auto"/>
-        <w:ind w:firstLine="0"/>
-      </w:pPr>
       <w:r>
-        <w:t>Подглава</w:t>
+        <w:t xml:space="preserve">• повторный статический анализ </w:t>
+      </w:r>
+      <w:proofErr w:type="spellStart"/>
+      <w:r>
+        <w:t>SonarLint</w:t>
+      </w:r>
+      <w:proofErr w:type="spellEnd"/>
+      <w:r>
+        <w:t xml:space="preserve"> — предупреждения CA2000/CA2100/CA2213 в исправленных модулях отсутствуют;</w:t>
+      </w:r>
+    </w:p>
+    <w:p>
+      <w:r>
+        <w:t>• регенерация документации (Разделы 2, 3) — приведена в соответствие реализации.</w:t>
+      </w:r>
+    </w:p>
+    <w:p>
+      <w:pPr>
+        <w:pStyle w:val="1"/>
+        <w:ind w:left="851"/>
+        <w:rPr>
+          <w:sz w:val="24"/>
+          <w:szCs w:val="14"/>
+        </w:rPr>
+      </w:pPr>
+      <w:r>
+        <w:rPr>
+          <w:sz w:val="24"/>
+          <w:szCs w:val="14"/>
+        </w:rPr>
+        <w:t>11.4. Выводы по разделу</w:t>
+      </w:r>
+    </w:p>
+    <w:p>
+      <w:r>
+        <w:t>Выявлено и устранено 8 замечаний трёх категорий: ошибки кода (З-02…З-05), производительность (З-06), документация и данные (З-01, З-07, З-08). Все исправления верифицированы повторным тестированием; регрессий не выявлено.</w:t>
       </w:r>
     </w:p>
     <w:sectPr>
       <w:footerReference w:type="default" r:id="rId8"/>
       <w:pgSz w:w="11906" w:h="16838"/>
-      <w:pgMar w:top="964" w:right="680" w:bottom="1985" w:left="1304" w:header="284" w:footer="720" w:gutter="0"/>
+      <w:pgMar w:top="1080" w:right="1080" w:bottom="1080" w:left="1224" w:header="284" w:footer="720" w:gutter="0"/>
       <w:cols w:space="720"/>
       <w:docGrid w:linePitch="272"/>
     </w:sectPr>
@@ -171,7 +1543,7 @@
 </file>
 
 <file path=word/endnotes.xml><?xml version="1.0" encoding="utf-8"?>
-<w:endnotes xmlns:wpc="http://schemas.microsoft.com/office/word/2010/wordprocessingCanvas" xmlns:cx="http://schemas.microsoft.com/office/drawing/2014/chartex" xmlns:cx1="http://schemas.microsoft.com/office/drawing/2015/9/8/chartex" xmlns:cx2="http://schemas.microsoft.com/office/drawing/2015/10/21/chartex" xmlns:cx3="http://schemas.microsoft.com/office/drawing/2016/5/9/chartex" xmlns:cx4="http://schemas.microsoft.com/office/drawing/2016/5/10/chartex" xmlns:cx5="http://schemas.microsoft.com/office/drawing/2016/5/11/chartex" xmlns:cx6="http://schemas.microsoft.com/office/drawing/2016/5/12/chartex" xmlns:cx7="http://schemas.microsoft.com/office/drawing/2016/5/13/chartex" xmlns:cx8="http://schemas.microsoft.com/office/drawing/2016/5/14/chartex" xmlns:mc="http://schemas.openxmlformats.org/markup-compatibility/2006" xmlns:aink="http://schemas.microsoft.com/office/drawing/2016/ink" xmlns:am3d="http://schemas.microsoft.com/office/drawing/2017/model3d" xmlns:o="urn:schemas-microsoft-com:office:office" xmlns:oel="http://schemas.microsoft.com/office/2019/extlst" xmlns:r="http://schemas.openxmlformats.org/officeDocument/2006/relationships" xmlns:m="http://schemas.openxmlformats.org/officeDocument/2006/math" xmlns:v="urn:schemas-microsoft-com:vml" xmlns:wp14="http://schemas.microsoft.com/office/word/2010/wordprocessingDrawing" xmlns:wp="http://schemas.openxmlformats.org/drawingml/2006/wordprocessingDrawing" xmlns:w10="urn:schemas-microsoft-com:office:word" xmlns:w="http://schemas.openxmlformats.org/wordprocessingml/2006/main" xmlns:w14="http://schemas.microsoft.com/office/word/2010/wordml" xmlns:w15="http://schemas.microsoft.com/office/word/2012/wordml" xmlns:w16cex="http://schemas.microsoft.com/office/word/2018/wordml/cex" xmlns:w16cid="http://schemas.microsoft.com/office/word/2016/wordml/cid" xmlns:w16="http://schemas.microsoft.com/office/word/2018/wordml" xmlns:w16du="http://schemas.microsoft.com/office/word/2023/wordml/word16du" xmlns:w16sdtdh="http://schemas.microsoft.com/office/word/2020/wordml/sdtdatahash" xmlns:w16sdtfl="http://schemas.microsoft.com/office/word/2024/wordml/sdtformatlock" xmlns:w16se="http://schemas.microsoft.com/office/word/2015/wordml/symex" xmlns:wpg="http://schemas.microsoft.com/office/word/2010/wordprocessingGroup" xmlns:wpi="http://schemas.microsoft.com/office/word/2010/wordprocessingInk" xmlns:wne="http://schemas.microsoft.com/office/word/2006/wordml" xmlns:wps="http://schemas.microsoft.com/office/word/2010/wordprocessingShape" mc:Ignorable="w14 w15 w16se w16cid w16 w16cex w16sdtdh w16sdtfl w16du wp14">
+<w:endnotes xmlns:wpc="http://schemas.microsoft.com/office/word/2010/wordprocessingCanvas" xmlns:cx="http://schemas.microsoft.com/office/drawing/2014/chartex" xmlns:cx1="http://schemas.microsoft.com/office/drawing/2015/9/8/chartex" xmlns:cx2="http://schemas.microsoft.com/office/drawing/2015/10/21/chartex" xmlns:cx3="http://schemas.microsoft.com/office/drawing/2016/5/9/chartex" xmlns:cx4="http://schemas.microsoft.com/office/drawing/2016/5/10/chartex" xmlns:cx5="http://schemas.microsoft.com/office/drawing/2016/5/11/chartex" xmlns:cx6="http://schemas.microsoft.com/office/drawing/2016/5/12/chartex" xmlns:cx7="http://schemas.microsoft.com/office/drawing/2016/5/13/chartex" xmlns:cx8="http://schemas.microsoft.com/office/drawing/2016/5/14/chartex" xmlns:mc="http://schemas.openxmlformats.org/markup-compatibility/2006" xmlns:aink="http://schemas.microsoft.com/office/drawing/2016/ink" xmlns:am3d="http://schemas.microsoft.com/office/drawing/2017/model3d" xmlns:o="urn:schemas-microsoft-com:office:office" xmlns:oel="http://schemas.microsoft.com/office/2019/extlst" xmlns:r="http://schemas.openxmlformats.org/officeDocument/2006/relationships" xmlns:m="http://schemas.openxmlformats.org/officeDocument/2006/math" xmlns:v="urn:schemas-microsoft-com:vml" xmlns:wp14="http://schemas.microsoft.com/office/word/2010/wordprocessingDrawing" xmlns:wp="http://schemas.openxmlformats.org/drawingml/2006/wordprocessingDrawing" xmlns:w10="urn:schemas-microsoft-com:office:word" xmlns:w="http://schemas.openxmlformats.org/wordprocessingml/2006/main" xmlns:w14="http://schemas.microsoft.com/office/word/2010/wordml" xmlns:w15="http://schemas.microsoft.com/office/word/2012/wordml" xmlns:w16cex="http://schemas.microsoft.com/office/word/2018/wordml/cex" xmlns:w16cid="http://schemas.microsoft.com/office/word/2016/wordml/cid" xmlns:w16="http://schemas.microsoft.com/office/word/2018/wordml" xmlns:w16sdtdh="http://schemas.microsoft.com/office/word/2020/wordml/sdtdatahash" xmlns:w16se="http://schemas.microsoft.com/office/word/2015/wordml/symex" xmlns:wpg="http://schemas.microsoft.com/office/word/2010/wordprocessingGroup" xmlns:wpi="http://schemas.microsoft.com/office/word/2010/wordprocessingInk" xmlns:wne="http://schemas.microsoft.com/office/word/2006/wordml" xmlns:wps="http://schemas.microsoft.com/office/word/2010/wordprocessingShape" mc:Ignorable="w14 w15 w16se w16cid w16 w16cex w16sdtdh wp14">
   <w:endnote w:type="separator" w:id="-1">
     <w:p>
       <w:r>
@@ -190,10 +1562,11 @@
 </file>
 
 <file path=word/footer1.xml><?xml version="1.0" encoding="utf-8"?>
-<w:ftr xmlns:wpc="http://schemas.microsoft.com/office/word/2010/wordprocessingCanvas" xmlns:cx="http://schemas.microsoft.com/office/drawing/2014/chartex" xmlns:cx1="http://schemas.microsoft.com/office/drawing/2015/9/8/chartex" xmlns:cx2="http://schemas.microsoft.com/office/drawing/2015/10/21/chartex" xmlns:cx3="http://schemas.microsoft.com/office/drawing/2016/5/9/chartex" xmlns:cx4="http://schemas.microsoft.com/office/drawing/2016/5/10/chartex" xmlns:cx5="http://schemas.microsoft.com/office/drawing/2016/5/11/chartex" xmlns:cx6="http://schemas.microsoft.com/office/drawing/2016/5/12/chartex" xmlns:cx7="http://schemas.microsoft.com/office/drawing/2016/5/13/chartex" xmlns:cx8="http://schemas.microsoft.com/office/drawing/2016/5/14/chartex" xmlns:mc="http://schemas.openxmlformats.org/markup-compatibility/2006" xmlns:aink="http://schemas.microsoft.com/office/drawing/2016/ink" xmlns:am3d="http://schemas.microsoft.com/office/drawing/2017/model3d" xmlns:o="urn:schemas-microsoft-com:office:office" xmlns:oel="http://schemas.microsoft.com/office/2019/extlst" xmlns:r="http://schemas.openxmlformats.org/officeDocument/2006/relationships" xmlns:m="http://schemas.openxmlformats.org/officeDocument/2006/math" xmlns:v="urn:schemas-microsoft-com:vml" xmlns:wp14="http://schemas.microsoft.com/office/word/2010/wordprocessingDrawing" xmlns:wp="http://schemas.openxmlformats.org/drawingml/2006/wordprocessingDrawing" xmlns:w10="urn:schemas-microsoft-com:office:word" xmlns:w="http://schemas.openxmlformats.org/wordprocessingml/2006/main" xmlns:w14="http://schemas.microsoft.com/office/word/2010/wordml" xmlns:w15="http://schemas.microsoft.com/office/word/2012/wordml" xmlns:w16cex="http://schemas.microsoft.com/office/word/2018/wordml/cex" xmlns:w16cid="http://schemas.microsoft.com/office/word/2016/wordml/cid" xmlns:w16="http://schemas.microsoft.com/office/word/2018/wordml" xmlns:w16du="http://schemas.microsoft.com/office/word/2023/wordml/word16du" xmlns:w16sdtdh="http://schemas.microsoft.com/office/word/2020/wordml/sdtdatahash" xmlns:w16sdtfl="http://schemas.microsoft.com/office/word/2024/wordml/sdtformatlock" xmlns:w16se="http://schemas.microsoft.com/office/word/2015/wordml/symex" xmlns:wpg="http://schemas.microsoft.com/office/word/2010/wordprocessingGroup" xmlns:wpi="http://schemas.microsoft.com/office/word/2010/wordprocessingInk" xmlns:wne="http://schemas.microsoft.com/office/word/2006/wordml" xmlns:wps="http://schemas.microsoft.com/office/word/2010/wordprocessingShape" mc:Ignorable="w14 w15 w16se w16cid w16 w16cex w16sdtdh w16sdtfl w16du wp14">
+<w:ftr xmlns:wpc="http://schemas.microsoft.com/office/word/2010/wordprocessingCanvas" xmlns:cx="http://schemas.microsoft.com/office/drawing/2014/chartex" xmlns:cx1="http://schemas.microsoft.com/office/drawing/2015/9/8/chartex" xmlns:cx2="http://schemas.microsoft.com/office/drawing/2015/10/21/chartex" xmlns:cx3="http://schemas.microsoft.com/office/drawing/2016/5/9/chartex" xmlns:cx4="http://schemas.microsoft.com/office/drawing/2016/5/10/chartex" xmlns:cx5="http://schemas.microsoft.com/office/drawing/2016/5/11/chartex" xmlns:cx6="http://schemas.microsoft.com/office/drawing/2016/5/12/chartex" xmlns:cx7="http://schemas.microsoft.com/office/drawing/2016/5/13/chartex" xmlns:cx8="http://schemas.microsoft.com/office/drawing/2016/5/14/chartex" xmlns:mc="http://schemas.openxmlformats.org/markup-compatibility/2006" xmlns:aink="http://schemas.microsoft.com/office/drawing/2016/ink" xmlns:am3d="http://schemas.microsoft.com/office/drawing/2017/model3d" xmlns:o="urn:schemas-microsoft-com:office:office" xmlns:oel="http://schemas.microsoft.com/office/2019/extlst" xmlns:r="http://schemas.openxmlformats.org/officeDocument/2006/relationships" xmlns:m="http://schemas.openxmlformats.org/officeDocument/2006/math" xmlns:v="urn:schemas-microsoft-com:vml" xmlns:wp14="http://schemas.microsoft.com/office/word/2010/wordprocessingDrawing" xmlns:wp="http://schemas.openxmlformats.org/drawingml/2006/wordprocessingDrawing" xmlns:w10="urn:schemas-microsoft-com:office:word" xmlns:w="http://schemas.openxmlformats.org/wordprocessingml/2006/main" xmlns:w14="http://schemas.microsoft.com/office/word/2010/wordml" xmlns:w15="http://schemas.microsoft.com/office/word/2012/wordml" xmlns:w16cex="http://schemas.microsoft.com/office/word/2018/wordml/cex" xmlns:w16cid="http://schemas.microsoft.com/office/word/2016/wordml/cid" xmlns:w16="http://schemas.microsoft.com/office/word/2018/wordml" xmlns:w16sdtdh="http://schemas.microsoft.com/office/word/2020/wordml/sdtdatahash" xmlns:w16se="http://schemas.microsoft.com/office/word/2015/wordml/symex" xmlns:wpg="http://schemas.microsoft.com/office/word/2010/wordprocessingGroup" xmlns:wpi="http://schemas.microsoft.com/office/word/2010/wordprocessingInk" xmlns:wne="http://schemas.microsoft.com/office/word/2006/wordml" xmlns:wps="http://schemas.microsoft.com/office/word/2010/wordprocessingShape" mc:Ignorable="w14 w15 w16se w16cid w16 w16cex w16sdtdh wp14">
   <w:p>
     <w:pPr>
       <w:pStyle w:val="a9"/>
+      <w:jc w:val="center"/>
     </w:pPr>
     <w:r>
       <w:rPr>
@@ -202,7 +1575,7 @@
       <mc:AlternateContent>
         <mc:Choice Requires="wpg">
           <w:drawing>
-            <wp:anchor distT="0" distB="0" distL="114300" distR="114300" simplePos="0" relativeHeight="251659264" behindDoc="0" locked="1" layoutInCell="0" allowOverlap="1" wp14:anchorId="1EC0C23F" wp14:editId="26ECC758">
+            <wp:anchor distT="0" distB="0" distL="114300" distR="114300" simplePos="0" relativeHeight="251659264" behindDoc="0" locked="1" layoutInCell="0" allowOverlap="1" wp14:anchorId="0F7A071C" wp14:editId="576F6F39">
               <wp:simplePos x="0" y="0"/>
               <wp:positionH relativeFrom="page">
                 <wp:posOffset>720090</wp:posOffset>
@@ -932,6 +2305,7 @@
                                     </w:rPr>
                                     <w:t xml:space="preserve"> </w:t>
                                   </w:r>
+                                  <w:proofErr w:type="spellStart"/>
                                   <w:r>
                                     <w:rPr>
                                       <w:rFonts w:ascii="GOST type B" w:hAnsi="GOST type B"/>
@@ -939,6 +2313,7 @@
                                     </w:rPr>
                                     <w:t>докум</w:t>
                                   </w:r>
+                                  <w:proofErr w:type="spellEnd"/>
                                   <w:r>
                                     <w:rPr>
                                       <w:rFonts w:ascii="GOST type B" w:hAnsi="GOST type B"/>
@@ -970,6 +2345,7 @@
                                       <w:sz w:val="18"/>
                                     </w:rPr>
                                   </w:pPr>
+                                  <w:proofErr w:type="spellStart"/>
                                   <w:r>
                                     <w:rPr>
                                       <w:rFonts w:ascii="GOST type B" w:hAnsi="GOST type B"/>
@@ -977,6 +2353,7 @@
                                     </w:rPr>
                                     <w:t>Подпись</w:t>
                                   </w:r>
+                                  <w:proofErr w:type="spellEnd"/>
                                 </w:p>
                               </w:tc>
                               <w:tc>
@@ -1074,7 +2451,7 @@
         </mc:Choice>
         <mc:Fallback>
           <w:pict>
-            <v:group w14:anchorId="1EC0C23F" id="Group 1" o:spid="_x0000_s1026" style="position:absolute;left:0;text-align:left;margin-left:56.7pt;margin-top:19.85pt;width:518.9pt;height:802.2pt;z-index:251659264;mso-position-horizontal-relative:page;mso-position-vertical-relative:page" coordorigin="1134,397" coordsize="10378,16044" o:gfxdata="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" o:allowincell="f">
+            <v:group w14:anchorId="0F7A071C" id="Group 1" o:spid="_x0000_s1026" style="position:absolute;left:0;text-align:left;margin-left:56.7pt;margin-top:19.85pt;width:518.9pt;height:802.2pt;z-index:251659264;mso-position-horizontal-relative:page;mso-position-vertical-relative:page" coordorigin="1134,397" coordsize="10378,16044" o:gfxdata="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" o:allowincell="f">
               <v:line id="Line 2" o:spid="_x0000_s1027" style="position:absolute;visibility:visible;mso-wrap-style:square" from="1134,397" to="1134,16441" o:connectortype="straight" o:gfxdata="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" strokeweight="2.25pt"/>
               <v:line id="Line 3" o:spid="_x0000_s1028" style="position:absolute;visibility:visible;mso-wrap-style:square" from="11509,397" to="11509,16441" o:connectortype="straight" o:gfxdata="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" strokeweight="2.25pt"/>
               <v:line id="Line 4" o:spid="_x0000_s1029" style="position:absolute;visibility:visible;mso-wrap-style:square" from="1137,16441" to="11512,16441" o:connectortype="straight" o:gfxdata="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" strokeweight="2.25pt"/>
@@ -1589,6 +2966,7 @@
                               </w:rPr>
                               <w:t xml:space="preserve"> </w:t>
                             </w:r>
+                            <w:proofErr w:type="spellStart"/>
                             <w:r>
                               <w:rPr>
                                 <w:rFonts w:ascii="GOST type B" w:hAnsi="GOST type B"/>
@@ -1596,6 +2974,7 @@
                               </w:rPr>
                               <w:t>докум</w:t>
                             </w:r>
+                            <w:proofErr w:type="spellEnd"/>
                             <w:r>
                               <w:rPr>
                                 <w:rFonts w:ascii="GOST type B" w:hAnsi="GOST type B"/>
@@ -1627,6 +3006,7 @@
                                 <w:sz w:val="18"/>
                               </w:rPr>
                             </w:pPr>
+                            <w:proofErr w:type="spellStart"/>
                             <w:r>
                               <w:rPr>
                                 <w:rFonts w:ascii="GOST type B" w:hAnsi="GOST type B"/>
@@ -1634,6 +3014,7 @@
                               </w:rPr>
                               <w:t>Подпись</w:t>
                             </w:r>
+                            <w:proofErr w:type="spellEnd"/>
                           </w:p>
                         </w:tc>
                         <w:tc>
@@ -1726,7 +3107,7 @@
 </file>
 
 <file path=word/footnotes.xml><?xml version="1.0" encoding="utf-8"?>
-<w:footnotes xmlns:wpc="http://schemas.microsoft.com/office/word/2010/wordprocessingCanvas" xmlns:cx="http://schemas.microsoft.com/office/drawing/2014/chartex" xmlns:cx1="http://schemas.microsoft.com/office/drawing/2015/9/8/chartex" xmlns:cx2="http://schemas.microsoft.com/office/drawing/2015/10/21/chartex" xmlns:cx3="http://schemas.microsoft.com/office/drawing/2016/5/9/chartex" xmlns:cx4="http://schemas.microsoft.com/office/drawing/2016/5/10/chartex" xmlns:cx5="http://schemas.microsoft.com/office/drawing/2016/5/11/chartex" xmlns:cx6="http://schemas.microsoft.com/office/drawing/2016/5/12/chartex" xmlns:cx7="http://schemas.microsoft.com/office/drawing/2016/5/13/chartex" xmlns:cx8="http://schemas.microsoft.com/office/drawing/2016/5/14/chartex" xmlns:mc="http://schemas.openxmlformats.org/markup-compatibility/2006" xmlns:aink="http://schemas.microsoft.com/office/drawing/2016/ink" xmlns:am3d="http://schemas.microsoft.com/office/drawing/2017/model3d" xmlns:o="urn:schemas-microsoft-com:office:office" xmlns:oel="http://schemas.microsoft.com/office/2019/extlst" xmlns:r="http://schemas.openxmlformats.org/officeDocument/2006/relationships" xmlns:m="http://schemas.openxmlformats.org/officeDocument/2006/math" xmlns:v="urn:schemas-microsoft-com:vml" xmlns:wp14="http://schemas.microsoft.com/office/word/2010/wordprocessingDrawing" xmlns:wp="http://schemas.openxmlformats.org/drawingml/2006/wordprocessingDrawing" xmlns:w10="urn:schemas-microsoft-com:office:word" xmlns:w="http://schemas.openxmlformats.org/wordprocessingml/2006/main" xmlns:w14="http://schemas.microsoft.com/office/word/2010/wordml" xmlns:w15="http://schemas.microsoft.com/office/word/2012/wordml" xmlns:w16cex="http://schemas.microsoft.com/office/word/2018/wordml/cex" xmlns:w16cid="http://schemas.microsoft.com/office/word/2016/wordml/cid" xmlns:w16="http://schemas.microsoft.com/office/word/2018/wordml" xmlns:w16du="http://schemas.microsoft.com/office/word/2023/wordml/word16du" xmlns:w16sdtdh="http://schemas.microsoft.com/office/word/2020/wordml/sdtdatahash" xmlns:w16sdtfl="http://schemas.microsoft.com/office/word/2024/wordml/sdtformatlock" xmlns:w16se="http://schemas.microsoft.com/office/word/2015/wordml/symex" xmlns:wpg="http://schemas.microsoft.com/office/word/2010/wordprocessingGroup" xmlns:wpi="http://schemas.microsoft.com/office/word/2010/wordprocessingInk" xmlns:wne="http://schemas.microsoft.com/office/word/2006/wordml" xmlns:wps="http://schemas.microsoft.com/office/word/2010/wordprocessingShape" mc:Ignorable="w14 w15 w16se w16cid w16 w16cex w16sdtdh w16sdtfl w16du wp14">
+<w:footnotes xmlns:wpc="http://schemas.microsoft.com/office/word/2010/wordprocessingCanvas" xmlns:cx="http://schemas.microsoft.com/office/drawing/2014/chartex" xmlns:cx1="http://schemas.microsoft.com/office/drawing/2015/9/8/chartex" xmlns:cx2="http://schemas.microsoft.com/office/drawing/2015/10/21/chartex" xmlns:cx3="http://schemas.microsoft.com/office/drawing/2016/5/9/chartex" xmlns:cx4="http://schemas.microsoft.com/office/drawing/2016/5/10/chartex" xmlns:cx5="http://schemas.microsoft.com/office/drawing/2016/5/11/chartex" xmlns:cx6="http://schemas.microsoft.com/office/drawing/2016/5/12/chartex" xmlns:cx7="http://schemas.microsoft.com/office/drawing/2016/5/13/chartex" xmlns:cx8="http://schemas.microsoft.com/office/drawing/2016/5/14/chartex" xmlns:mc="http://schemas.openxmlformats.org/markup-compatibility/2006" xmlns:aink="http://schemas.microsoft.com/office/drawing/2016/ink" xmlns:am3d="http://schemas.microsoft.com/office/drawing/2017/model3d" xmlns:o="urn:schemas-microsoft-com:office:office" xmlns:oel="http://schemas.microsoft.com/office/2019/extlst" xmlns:r="http://schemas.openxmlformats.org/officeDocument/2006/relationships" xmlns:m="http://schemas.openxmlformats.org/officeDocument/2006/math" xmlns:v="urn:schemas-microsoft-com:vml" xmlns:wp14="http://schemas.microsoft.com/office/word/2010/wordprocessingDrawing" xmlns:wp="http://schemas.openxmlformats.org/drawingml/2006/wordprocessingDrawing" xmlns:w10="urn:schemas-microsoft-com:office:word" xmlns:w="http://schemas.openxmlformats.org/wordprocessingml/2006/main" xmlns:w14="http://schemas.microsoft.com/office/word/2010/wordml" xmlns:w15="http://schemas.microsoft.com/office/word/2012/wordml" xmlns:w16cex="http://schemas.microsoft.com/office/word/2018/wordml/cex" xmlns:w16cid="http://schemas.microsoft.com/office/word/2016/wordml/cid" xmlns:w16="http://schemas.microsoft.com/office/word/2018/wordml" xmlns:w16sdtdh="http://schemas.microsoft.com/office/word/2020/wordml/sdtdatahash" xmlns:w16se="http://schemas.microsoft.com/office/word/2015/wordml/symex" xmlns:wpg="http://schemas.microsoft.com/office/word/2010/wordprocessingGroup" xmlns:wpi="http://schemas.microsoft.com/office/word/2010/wordprocessingInk" xmlns:wne="http://schemas.microsoft.com/office/word/2006/wordml" xmlns:wps="http://schemas.microsoft.com/office/word/2010/wordprocessingShape" mc:Ignorable="w14 w15 w16se w16cid w16 w16cex w16sdtdh wp14">
   <w:footnote w:type="separator" w:id="-1">
     <w:p>
       <w:r>
@@ -1745,7 +3126,7 @@
 </file>
 
 <file path=word/numbering.xml><?xml version="1.0" encoding="utf-8"?>
-<w:numbering xmlns:wpc="http://schemas.microsoft.com/office/word/2010/wordprocessingCanvas" xmlns:cx="http://schemas.microsoft.com/office/drawing/2014/chartex" xmlns:cx1="http://schemas.microsoft.com/office/drawing/2015/9/8/chartex" xmlns:cx2="http://schemas.microsoft.com/office/drawing/2015/10/21/chartex" xmlns:cx3="http://schemas.microsoft.com/office/drawing/2016/5/9/chartex" xmlns:cx4="http://schemas.microsoft.com/office/drawing/2016/5/10/chartex" xmlns:cx5="http://schemas.microsoft.com/office/drawing/2016/5/11/chartex" xmlns:cx6="http://schemas.microsoft.com/office/drawing/2016/5/12/chartex" xmlns:cx7="http://schemas.microsoft.com/office/drawing/2016/5/13/chartex" xmlns:cx8="http://schemas.microsoft.com/office/drawing/2016/5/14/chartex" xmlns:mc="http://schemas.openxmlformats.org/markup-compatibility/2006" xmlns:aink="http://schemas.microsoft.com/office/drawing/2016/ink" xmlns:am3d="http://schemas.microsoft.com/office/drawing/2017/model3d" xmlns:o="urn:schemas-microsoft-com:office:office" xmlns:oel="http://schemas.microsoft.com/office/2019/extlst" xmlns:r="http://schemas.openxmlformats.org/officeDocument/2006/relationships" xmlns:m="http://schemas.openxmlformats.org/officeDocument/2006/math" xmlns:v="urn:schemas-microsoft-com:vml" xmlns:wp14="http://schemas.microsoft.com/office/word/2010/wordprocessingDrawing" xmlns:wp="http://schemas.openxmlformats.org/drawingml/2006/wordprocessingDrawing" xmlns:w10="urn:schemas-microsoft-com:office:word" xmlns:w="http://schemas.openxmlformats.org/wordprocessingml/2006/main" xmlns:w14="http://schemas.microsoft.com/office/word/2010/wordml" xmlns:w15="http://schemas.microsoft.com/office/word/2012/wordml" xmlns:w16cex="http://schemas.microsoft.com/office/word/2018/wordml/cex" xmlns:w16cid="http://schemas.microsoft.com/office/word/2016/wordml/cid" xmlns:w16="http://schemas.microsoft.com/office/word/2018/wordml" xmlns:w16du="http://schemas.microsoft.com/office/word/2023/wordml/word16du" xmlns:w16sdtdh="http://schemas.microsoft.com/office/word/2020/wordml/sdtdatahash" xmlns:w16sdtfl="http://schemas.microsoft.com/office/word/2024/wordml/sdtformatlock" xmlns:w16se="http://schemas.microsoft.com/office/word/2015/wordml/symex" xmlns:wpg="http://schemas.microsoft.com/office/word/2010/wordprocessingGroup" xmlns:wpi="http://schemas.microsoft.com/office/word/2010/wordprocessingInk" xmlns:wne="http://schemas.microsoft.com/office/word/2006/wordml" xmlns:wps="http://schemas.microsoft.com/office/word/2010/wordprocessingShape" mc:Ignorable="w14 w15 w16se w16cid w16 w16cex w16sdtdh w16sdtfl w16du wp14">
+<w:numbering xmlns:wpc="http://schemas.microsoft.com/office/word/2010/wordprocessingCanvas" xmlns:cx="http://schemas.microsoft.com/office/drawing/2014/chartex" xmlns:cx1="http://schemas.microsoft.com/office/drawing/2015/9/8/chartex" xmlns:cx2="http://schemas.microsoft.com/office/drawing/2015/10/21/chartex" xmlns:cx3="http://schemas.microsoft.com/office/drawing/2016/5/9/chartex" xmlns:cx4="http://schemas.microsoft.com/office/drawing/2016/5/10/chartex" xmlns:cx5="http://schemas.microsoft.com/office/drawing/2016/5/11/chartex" xmlns:cx6="http://schemas.microsoft.com/office/drawing/2016/5/12/chartex" xmlns:cx7="http://schemas.microsoft.com/office/drawing/2016/5/13/chartex" xmlns:cx8="http://schemas.microsoft.com/office/drawing/2016/5/14/chartex" xmlns:mc="http://schemas.openxmlformats.org/markup-compatibility/2006" xmlns:aink="http://schemas.microsoft.com/office/drawing/2016/ink" xmlns:am3d="http://schemas.microsoft.com/office/drawing/2017/model3d" xmlns:o="urn:schemas-microsoft-com:office:office" xmlns:oel="http://schemas.microsoft.com/office/2019/extlst" xmlns:r="http://schemas.openxmlformats.org/officeDocument/2006/relationships" xmlns:m="http://schemas.openxmlformats.org/officeDocument/2006/math" xmlns:v="urn:schemas-microsoft-com:vml" xmlns:wp14="http://schemas.microsoft.com/office/word/2010/wordprocessingDrawing" xmlns:wp="http://schemas.openxmlformats.org/drawingml/2006/wordprocessingDrawing" xmlns:w10="urn:schemas-microsoft-com:office:word" xmlns:w="http://schemas.openxmlformats.org/wordprocessingml/2006/main" xmlns:w14="http://schemas.microsoft.com/office/word/2010/wordml" xmlns:w15="http://schemas.microsoft.com/office/word/2012/wordml" xmlns:w16cex="http://schemas.microsoft.com/office/word/2018/wordml/cex" xmlns:w16cid="http://schemas.microsoft.com/office/word/2016/wordml/cid" xmlns:w16="http://schemas.microsoft.com/office/word/2018/wordml" xmlns:w16sdtdh="http://schemas.microsoft.com/office/word/2020/wordml/sdtdatahash" xmlns:w16se="http://schemas.microsoft.com/office/word/2015/wordml/symex" xmlns:wpg="http://schemas.microsoft.com/office/word/2010/wordprocessingGroup" xmlns:wpi="http://schemas.microsoft.com/office/word/2010/wordprocessingInk" xmlns:wne="http://schemas.microsoft.com/office/word/2006/wordml" xmlns:wps="http://schemas.microsoft.com/office/word/2010/wordprocessingShape" mc:Ignorable="w14 w15 w16se w16cid w16 w16cex w16sdtdh wp14">
   <w:abstractNum w:abstractNumId="0" w15:restartNumberingAfterBreak="0">
     <w:nsid w:val="035B6C11"/>
     <w:multiLevelType w:val="multilevel"/>
@@ -4295,7 +5676,7 @@
 </file>
 
 <file path=word/styles.xml><?xml version="1.0" encoding="utf-8"?>
-<w:styles xmlns:mc="http://schemas.openxmlformats.org/markup-compatibility/2006" xmlns:r="http://schemas.openxmlformats.org/officeDocument/2006/relationships" xmlns:w="http://schemas.openxmlformats.org/wordprocessingml/2006/main" xmlns:w14="http://schemas.microsoft.com/office/word/2010/wordml" xmlns:w15="http://schemas.microsoft.com/office/word/2012/wordml" xmlns:w16cex="http://schemas.microsoft.com/office/word/2018/wordml/cex" xmlns:w16cid="http://schemas.microsoft.com/office/word/2016/wordml/cid" xmlns:w16="http://schemas.microsoft.com/office/word/2018/wordml" xmlns:w16du="http://schemas.microsoft.com/office/word/2023/wordml/word16du" xmlns:w16sdtdh="http://schemas.microsoft.com/office/word/2020/wordml/sdtdatahash" xmlns:w16sdtfl="http://schemas.microsoft.com/office/word/2024/wordml/sdtformatlock" xmlns:w16se="http://schemas.microsoft.com/office/word/2015/wordml/symex" mc:Ignorable="w14 w15 w16se w16cid w16 w16cex w16sdtdh w16sdtfl w16du">
+<w:styles xmlns:mc="http://schemas.openxmlformats.org/markup-compatibility/2006" xmlns:r="http://schemas.openxmlformats.org/officeDocument/2006/relationships" xmlns:w="http://schemas.openxmlformats.org/wordprocessingml/2006/main" xmlns:w14="http://schemas.microsoft.com/office/word/2010/wordml" xmlns:w15="http://schemas.microsoft.com/office/word/2012/wordml" xmlns:w16cex="http://schemas.microsoft.com/office/word/2018/wordml/cex" xmlns:w16cid="http://schemas.microsoft.com/office/word/2016/wordml/cid" xmlns:w16="http://schemas.microsoft.com/office/word/2018/wordml" xmlns:w16sdtdh="http://schemas.microsoft.com/office/word/2020/wordml/sdtdatahash" xmlns:w16se="http://schemas.microsoft.com/office/word/2015/wordml/symex" mc:Ignorable="w14 w15 w16se w16cid w16 w16cex w16sdtdh">
   <w:docDefaults>
     <w:rPrDefault>
       <w:rPr>
@@ -4688,8 +6069,12 @@
     <w:qFormat/>
     <w:rsid w:val="00002602"/>
     <w:pPr>
+      <w:spacing w:after="100"/>
       <w:ind w:firstLine="851"/>
     </w:pPr>
+    <w:rPr>
+      <w:sz w:val="22"/>
+    </w:rPr>
   </w:style>
   <w:style w:type="character" w:default="1" w:styleId="a0">
     <w:name w:val="Default Paragraph Font"/>
@@ -4886,7 +6271,7 @@
     <w:unhideWhenUsed/>
     <w:rsid w:val="008178BD"/>
     <w:pPr>
-      <w:spacing w:before="100" w:beforeAutospacing="1" w:after="100" w:afterAutospacing="1"/>
+      <w:spacing w:before="100" w:beforeAutospacing="1" w:afterAutospacing="1"/>
       <w:ind w:firstLine="0"/>
     </w:pPr>
     <w:rPr>
@@ -4942,6 +6327,37 @@
     <w:name w:val="token"/>
     <w:basedOn w:val="a0"/>
     <w:rsid w:val="008178BD"/>
+  </w:style>
+  <w:style w:type="paragraph" w:customStyle="1" w:styleId="1">
+    <w:name w:val="Заголовок1"/>
+    <w:rPr>
+      <w:b/>
+      <w:sz w:val="36"/>
+    </w:rPr>
+  </w:style>
+  <w:style w:type="paragraph" w:customStyle="1" w:styleId="11">
+    <w:name w:val="Заголовок 11"/>
+    <w:rPr>
+      <w:b/>
+      <w:sz w:val="32"/>
+    </w:rPr>
+  </w:style>
+  <w:style w:type="paragraph" w:customStyle="1" w:styleId="21">
+    <w:name w:val="Заголовок 21"/>
+    <w:rPr>
+      <w:b/>
+      <w:sz w:val="26"/>
+    </w:rPr>
+  </w:style>
+  <w:style w:type="paragraph" w:customStyle="1" w:styleId="31">
+    <w:name w:val="Заголовок 31"/>
+    <w:rPr>
+      <w:b/>
+      <w:sz w:val="24"/>
+    </w:rPr>
+  </w:style>
+  <w:style w:type="paragraph" w:customStyle="1" w:styleId="10">
+    <w:name w:val="Маркированный список1"/>
   </w:style>
 </w:styles>
 </file>
